--- a/6-Algorithim/8-Class imbalance-EDA/New Microsoft Word Document.docx
+++ b/6-Algorithim/8-Class imbalance-EDA/New Microsoft Word Document.docx
@@ -80,7 +80,6 @@
           <w:numId w:val="1"/>
         </w:numPr>
         <w:tabs>
-          <w:tab w:val="clear" w:pos="709"/>
           <w:tab w:val="left" w:pos="709" w:leader="none"/>
         </w:tabs>
         <w:bidi w:val="0"/>
@@ -102,7 +101,6 @@
           <w:numId w:val="1"/>
         </w:numPr>
         <w:tabs>
-          <w:tab w:val="clear" w:pos="709"/>
           <w:tab w:val="left" w:pos="709" w:leader="none"/>
         </w:tabs>
         <w:bidi w:val="0"/>
@@ -124,7 +122,6 @@
           <w:numId w:val="1"/>
         </w:numPr>
         <w:tabs>
-          <w:tab w:val="clear" w:pos="709"/>
           <w:tab w:val="left" w:pos="709" w:leader="none"/>
         </w:tabs>
         <w:bidi w:val="0"/>
@@ -146,7 +143,6 @@
           <w:numId w:val="1"/>
         </w:numPr>
         <w:tabs>
-          <w:tab w:val="clear" w:pos="709"/>
           <w:tab w:val="left" w:pos="709" w:leader="none"/>
         </w:tabs>
         <w:bidi w:val="0"/>
@@ -168,7 +164,6 @@
           <w:numId w:val="1"/>
         </w:numPr>
         <w:tabs>
-          <w:tab w:val="clear" w:pos="709"/>
           <w:tab w:val="left" w:pos="709" w:leader="none"/>
         </w:tabs>
         <w:bidi w:val="0"/>
@@ -213,6 +208,7 @@
           <w:pgNumType w:fmt="decimal"/>
           <w:formProt w:val="false"/>
           <w:textDirection w:val="lrTb"/>
+          <w:docGrid w:type="default" w:linePitch="100" w:charSpace="0"/>
         </w:sectPr>
       </w:pPr>
     </w:p>
@@ -240,6 +236,7 @@
           <w:pgMar w:left="1134" w:right="1134" w:gutter="0" w:header="0" w:top="1134" w:footer="0" w:bottom="1134"/>
           <w:formProt w:val="false"/>
           <w:textDirection w:val="lrTb"/>
+          <w:docGrid w:type="default" w:linePitch="100" w:charSpace="0"/>
         </w:sectPr>
       </w:pPr>
     </w:p>
@@ -311,7 +308,6 @@
           <w:numId w:val="2"/>
         </w:numPr>
         <w:tabs>
-          <w:tab w:val="clear" w:pos="709"/>
           <w:tab w:val="left" w:pos="709" w:leader="none"/>
         </w:tabs>
         <w:bidi w:val="0"/>
@@ -325,7 +321,7 @@
           <w:rStyle w:val="Strong"/>
           <w:color w:val="FF0000"/>
         </w:rPr>
-        <w:t>0</w:t>
+        <w:t>1</w:t>
       </w:r>
       <w:r>
         <w:rPr>
@@ -342,7 +338,6 @@
           <w:numId w:val="2"/>
         </w:numPr>
         <w:tabs>
-          <w:tab w:val="clear" w:pos="709"/>
           <w:tab w:val="left" w:pos="709" w:leader="none"/>
         </w:tabs>
         <w:bidi w:val="0"/>
@@ -355,7 +350,7 @@
           <w:rStyle w:val="Strong"/>
           <w:color w:val="FF0000"/>
         </w:rPr>
-        <w:t>1</w:t>
+        <w:t>0</w:t>
       </w:r>
       <w:r>
         <w:rPr>
@@ -385,36 +380,6 @@
       <w:r>
         <w:rPr/>
         <w:t>Step 2: Calculate Class Percentages</w:t>
-      </w:r>
-    </w:p>
-    <w:p>
-      <w:pPr>
-        <w:sectPr>
-          <w:type w:val="continuous"/>
-          <w:pgSz w:w="11906" w:h="16838"/>
-          <w:pgMar w:left="1134" w:right="1134" w:gutter="0" w:header="0" w:top="1134" w:footer="0" w:bottom="1134"/>
-          <w:pgNumType w:fmt="decimal"/>
-          <w:formProt w:val="false"/>
-          <w:textDirection w:val="lrTb"/>
-        </w:sectPr>
-      </w:pPr>
-    </w:p>
-    <w:p>
-      <w:pPr>
-        <w:pStyle w:val="PreformattedText"/>
-        <w:bidi w:val="0"/>
-        <w:spacing w:before="0" w:after="283"/>
-        <w:ind w:hanging="0" w:start="0" w:end="0"/>
-        <w:jc w:val="start"/>
-        <w:rPr/>
-      </w:pPr>
-      <w:bookmarkStart w:id="0" w:name="code-block-viewer"/>
-      <w:bookmarkEnd w:id="0"/>
-      <w:r>
-        <w:rPr>
-          <w:rStyle w:val="SourceText"/>
-        </w:rPr>
-        <w:t>class_percent = df['loan_status'].value_counts(normalize=True) * 100</w:t>
       </w:r>
     </w:p>
     <w:p>
@@ -425,168 +390,26 @@
           <w:pgMar w:left="1134" w:right="1134" w:gutter="0" w:header="0" w:top="1134" w:footer="0" w:bottom="1134"/>
           <w:formProt w:val="false"/>
           <w:textDirection w:val="lrTb"/>
+          <w:docGrid w:type="default" w:linePitch="100" w:charSpace="0"/>
         </w:sectPr>
       </w:pPr>
     </w:p>
     <w:p>
       <w:pPr>
-        <w:pStyle w:val="Heading3"/>
-        <w:bidi w:val="0"/>
-        <w:jc w:val="start"/>
-        <w:rPr/>
-      </w:pPr>
-      <w:r>
-        <w:rPr/>
-        <w:t>Purpose</w:t>
-      </w:r>
-    </w:p>
-    <w:p>
-      <w:pPr>
-        <w:pStyle w:val="BodyText"/>
-        <w:bidi w:val="0"/>
-        <w:jc w:val="start"/>
-        <w:rPr/>
-      </w:pPr>
-      <w:r>
-        <w:rPr/>
-        <w:t xml:space="preserve">Setting </w:t>
-      </w:r>
+        <w:pStyle w:val="PreformattedText"/>
+        <w:bidi w:val="0"/>
+        <w:spacing w:before="0" w:after="283"/>
+        <w:ind w:hanging="0" w:start="0" w:end="0"/>
+        <w:jc w:val="start"/>
+        <w:rPr/>
+      </w:pPr>
+      <w:bookmarkStart w:id="0" w:name="code-block-viewer"/>
+      <w:bookmarkEnd w:id="0"/>
       <w:r>
         <w:rPr>
           <w:rStyle w:val="SourceText"/>
         </w:rPr>
-        <w:t>normalize=True</w:t>
-      </w:r>
-      <w:r>
-        <w:rPr/>
-        <w:t xml:space="preserve"> converts the frequencies into proportions. Multiplying by 100 expresses these values as percentages.</w:t>
-      </w:r>
-    </w:p>
-    <w:p>
-      <w:pPr>
-        <w:pStyle w:val="BodyText"/>
-        <w:bidi w:val="0"/>
-        <w:jc w:val="start"/>
-        <w:rPr/>
-      </w:pPr>
-      <w:r>
-        <w:rPr/>
-        <w:t>This allows comparison of the relative size of each class regardless of the dataset size.</w:t>
-      </w:r>
-    </w:p>
-    <w:p>
-      <w:pPr>
-        <w:pStyle w:val="HorizontalLine"/>
-        <w:bidi w:val="0"/>
-        <w:jc w:val="start"/>
-        <w:rPr/>
-      </w:pPr>
-      <w:r>
-        <w:rPr/>
-      </w:r>
-    </w:p>
-    <w:p>
-      <w:pPr>
-        <w:pStyle w:val="Heading1"/>
-        <w:bidi w:val="0"/>
-        <w:jc w:val="start"/>
-        <w:rPr/>
-      </w:pPr>
-      <w:r>
-        <w:rPr/>
-        <w:t>Outcome</w:t>
-      </w:r>
-    </w:p>
-    <w:p>
-      <w:pPr>
-        <w:pStyle w:val="BodyText"/>
-        <w:bidi w:val="0"/>
-        <w:jc w:val="start"/>
-        <w:rPr/>
-      </w:pPr>
-      <w:r>
-        <w:rPr/>
-        <w:t>The output shows:</w:t>
-      </w:r>
-    </w:p>
-    <w:p>
-      <w:pPr>
-        <w:sectPr>
-          <w:type w:val="continuous"/>
-          <w:pgSz w:w="11906" w:h="16838"/>
-          <w:pgMar w:left="1134" w:right="1134" w:gutter="0" w:header="0" w:top="1134" w:footer="0" w:bottom="1134"/>
-          <w:pgNumType w:fmt="decimal"/>
-          <w:formProt w:val="false"/>
-          <w:textDirection w:val="lrTb"/>
-        </w:sectPr>
-      </w:pPr>
-    </w:p>
-    <w:p>
-      <w:pPr>
-        <w:pStyle w:val="PreformattedText"/>
-        <w:bidi w:val="0"/>
-        <w:ind w:hanging="0" w:start="0" w:end="0"/>
-        <w:jc w:val="start"/>
-        <w:rPr/>
-      </w:pPr>
-      <w:bookmarkStart w:id="1" w:name="code-block-viewer_Copy_1"/>
-      <w:bookmarkEnd w:id="1"/>
-      <w:r>
-        <w:rPr>
-          <w:rStyle w:val="SourceText"/>
-        </w:rPr>
-        <w:t>Class counts</w:t>
-      </w:r>
-    </w:p>
-    <w:p>
-      <w:pPr>
-        <w:pStyle w:val="PreformattedText"/>
-        <w:bidi w:val="0"/>
-        <w:jc w:val="start"/>
-        <w:rPr/>
-      </w:pPr>
-      <w:r>
-        <w:rPr/>
-      </w:r>
-    </w:p>
-    <w:p>
-      <w:pPr>
-        <w:pStyle w:val="PreformattedText"/>
-        <w:bidi w:val="0"/>
-        <w:jc w:val="start"/>
-        <w:rPr/>
-      </w:pPr>
-      <w:r>
-        <w:rPr>
-          <w:rStyle w:val="SourceText"/>
-        </w:rPr>
-        <w:t>Loan Approved (1): 27,522</w:t>
-      </w:r>
-    </w:p>
-    <w:p>
-      <w:pPr>
-        <w:pStyle w:val="PreformattedText"/>
-        <w:bidi w:val="0"/>
-        <w:jc w:val="start"/>
-        <w:rPr/>
-      </w:pPr>
-      <w:r>
-        <w:rPr/>
-      </w:r>
-    </w:p>
-    <w:p>
-      <w:pPr>
-        <w:pStyle w:val="PreformattedText"/>
-        <w:bidi w:val="0"/>
-        <w:spacing w:before="0" w:after="283"/>
-        <w:jc w:val="start"/>
-        <w:rPr/>
-      </w:pPr>
-      <w:r>
-        <w:rPr>
-          <w:rStyle w:val="SourceText"/>
-        </w:rPr>
-        <w:t>Loan Rejected (0): 22,477</w:t>
+        <w:t>class_percent = df['loan_status'].value_counts(normalize=True) * 100</w:t>
       </w:r>
     </w:p>
     <w:p>
@@ -597,99 +420,89 @@
           <w:pgMar w:left="1134" w:right="1134" w:gutter="0" w:header="0" w:top="1134" w:footer="0" w:bottom="1134"/>
           <w:formProt w:val="false"/>
           <w:textDirection w:val="lrTb"/>
+          <w:docGrid w:type="default" w:linePitch="100" w:charSpace="0"/>
         </w:sectPr>
       </w:pPr>
     </w:p>
     <w:p>
       <w:pPr>
-        <w:pStyle w:val="BodyText"/>
-        <w:bidi w:val="0"/>
-        <w:jc w:val="start"/>
-        <w:rPr/>
-      </w:pPr>
-      <w:r>
-        <w:rPr/>
-        <w:t>and</w:t>
-      </w:r>
-    </w:p>
-    <w:p>
-      <w:pPr>
-        <w:sectPr>
-          <w:type w:val="continuous"/>
-          <w:pgSz w:w="11906" w:h="16838"/>
-          <w:pgMar w:left="1134" w:right="1134" w:gutter="0" w:header="0" w:top="1134" w:footer="0" w:bottom="1134"/>
-          <w:pgNumType w:fmt="decimal"/>
-          <w:formProt w:val="false"/>
-          <w:textDirection w:val="lrTb"/>
-        </w:sectPr>
-      </w:pPr>
-    </w:p>
-    <w:p>
-      <w:pPr>
-        <w:pStyle w:val="PreformattedText"/>
-        <w:bidi w:val="0"/>
-        <w:ind w:hanging="0" w:start="0" w:end="0"/>
-        <w:jc w:val="start"/>
-        <w:rPr/>
-      </w:pPr>
-      <w:bookmarkStart w:id="2" w:name="code-block-viewer_Copy_2"/>
-      <w:bookmarkEnd w:id="2"/>
+        <w:pStyle w:val="Heading3"/>
+        <w:bidi w:val="0"/>
+        <w:jc w:val="start"/>
+        <w:rPr/>
+      </w:pPr>
+      <w:r>
+        <w:rPr/>
+        <w:t>Purpose</w:t>
+      </w:r>
+    </w:p>
+    <w:p>
+      <w:pPr>
+        <w:pStyle w:val="BodyText"/>
+        <w:bidi w:val="0"/>
+        <w:jc w:val="start"/>
+        <w:rPr/>
+      </w:pPr>
+      <w:r>
+        <w:rPr/>
+        <w:t xml:space="preserve">Setting </w:t>
+      </w:r>
       <w:r>
         <w:rPr>
           <w:rStyle w:val="SourceText"/>
         </w:rPr>
-        <w:t>Class percentages</w:t>
-      </w:r>
-    </w:p>
-    <w:p>
-      <w:pPr>
-        <w:pStyle w:val="PreformattedText"/>
-        <w:bidi w:val="0"/>
-        <w:jc w:val="start"/>
-        <w:rPr/>
-      </w:pPr>
-      <w:r>
-        <w:rPr/>
-      </w:r>
-    </w:p>
-    <w:p>
-      <w:pPr>
-        <w:pStyle w:val="PreformattedText"/>
-        <w:bidi w:val="0"/>
-        <w:jc w:val="start"/>
-        <w:rPr/>
-      </w:pPr>
-      <w:r>
-        <w:rPr>
-          <w:rStyle w:val="SourceText"/>
-        </w:rPr>
-        <w:t>Loan Approved : 55.05%</w:t>
-      </w:r>
-    </w:p>
-    <w:p>
-      <w:pPr>
-        <w:pStyle w:val="PreformattedText"/>
-        <w:bidi w:val="0"/>
-        <w:jc w:val="start"/>
-        <w:rPr/>
-      </w:pPr>
-      <w:r>
-        <w:rPr/>
-      </w:r>
-    </w:p>
-    <w:p>
-      <w:pPr>
-        <w:pStyle w:val="PreformattedText"/>
-        <w:bidi w:val="0"/>
-        <w:spacing w:before="0" w:after="283"/>
-        <w:jc w:val="start"/>
-        <w:rPr/>
-      </w:pPr>
-      <w:r>
-        <w:rPr>
-          <w:rStyle w:val="SourceText"/>
-        </w:rPr>
-        <w:t>Loan Rejected : 44.95%</w:t>
+        <w:t>normalize=True</w:t>
+      </w:r>
+      <w:r>
+        <w:rPr/>
+        <w:t xml:space="preserve"> converts the frequencies into proportions. Multiplying by 100 expresses these values as percentages.</w:t>
+      </w:r>
+    </w:p>
+    <w:p>
+      <w:pPr>
+        <w:pStyle w:val="BodyText"/>
+        <w:bidi w:val="0"/>
+        <w:jc w:val="start"/>
+        <w:rPr/>
+      </w:pPr>
+      <w:r>
+        <w:rPr/>
+        <w:t>This allows comparison of the relative size of each class regardless of the dataset size.</w:t>
+      </w:r>
+    </w:p>
+    <w:p>
+      <w:pPr>
+        <w:pStyle w:val="HorizontalLine"/>
+        <w:bidi w:val="0"/>
+        <w:jc w:val="start"/>
+        <w:rPr/>
+      </w:pPr>
+      <w:r>
+        <w:rPr/>
+      </w:r>
+    </w:p>
+    <w:p>
+      <w:pPr>
+        <w:pStyle w:val="Heading1"/>
+        <w:bidi w:val="0"/>
+        <w:jc w:val="start"/>
+        <w:rPr/>
+      </w:pPr>
+      <w:r>
+        <w:rPr/>
+        <w:t>Outcome</w:t>
+      </w:r>
+    </w:p>
+    <w:p>
+      <w:pPr>
+        <w:pStyle w:val="BodyText"/>
+        <w:bidi w:val="0"/>
+        <w:jc w:val="start"/>
+        <w:rPr/>
+      </w:pPr>
+      <w:r>
+        <w:rPr/>
+        <w:t>The output shows:</w:t>
       </w:r>
     </w:p>
     <w:p>
@@ -700,6 +513,191 @@
           <w:pgMar w:left="1134" w:right="1134" w:gutter="0" w:header="0" w:top="1134" w:footer="0" w:bottom="1134"/>
           <w:formProt w:val="false"/>
           <w:textDirection w:val="lrTb"/>
+          <w:docGrid w:type="default" w:linePitch="100" w:charSpace="0"/>
+        </w:sectPr>
+      </w:pPr>
+    </w:p>
+    <w:p>
+      <w:pPr>
+        <w:pStyle w:val="PreformattedText"/>
+        <w:bidi w:val="0"/>
+        <w:ind w:hanging="0" w:start="0" w:end="0"/>
+        <w:jc w:val="start"/>
+        <w:rPr/>
+      </w:pPr>
+      <w:bookmarkStart w:id="1" w:name="code-block-viewer_Copy_1"/>
+      <w:bookmarkEnd w:id="1"/>
+      <w:r>
+        <w:rPr>
+          <w:rStyle w:val="SourceText"/>
+        </w:rPr>
+        <w:t>Class counts</w:t>
+      </w:r>
+    </w:p>
+    <w:p>
+      <w:pPr>
+        <w:pStyle w:val="PreformattedText"/>
+        <w:bidi w:val="0"/>
+        <w:jc w:val="start"/>
+        <w:rPr/>
+      </w:pPr>
+      <w:r>
+        <w:rPr/>
+      </w:r>
+    </w:p>
+    <w:p>
+      <w:pPr>
+        <w:pStyle w:val="PreformattedText"/>
+        <w:bidi w:val="0"/>
+        <w:jc w:val="start"/>
+        <w:rPr/>
+      </w:pPr>
+      <w:r>
+        <w:rPr>
+          <w:rStyle w:val="SourceText"/>
+        </w:rPr>
+        <w:t>Loan Approved (1): 27,522</w:t>
+      </w:r>
+    </w:p>
+    <w:p>
+      <w:pPr>
+        <w:pStyle w:val="PreformattedText"/>
+        <w:bidi w:val="0"/>
+        <w:jc w:val="start"/>
+        <w:rPr/>
+      </w:pPr>
+      <w:r>
+        <w:rPr/>
+      </w:r>
+    </w:p>
+    <w:p>
+      <w:pPr>
+        <w:pStyle w:val="PreformattedText"/>
+        <w:bidi w:val="0"/>
+        <w:spacing w:before="0" w:after="283"/>
+        <w:jc w:val="start"/>
+        <w:rPr/>
+      </w:pPr>
+      <w:r>
+        <w:rPr>
+          <w:rStyle w:val="SourceText"/>
+        </w:rPr>
+        <w:t>Loan Rejected (0): 22,477</w:t>
+      </w:r>
+    </w:p>
+    <w:p>
+      <w:pPr>
+        <w:sectPr>
+          <w:type w:val="continuous"/>
+          <w:pgSz w:w="11906" w:h="16838"/>
+          <w:pgMar w:left="1134" w:right="1134" w:gutter="0" w:header="0" w:top="1134" w:footer="0" w:bottom="1134"/>
+          <w:formProt w:val="false"/>
+          <w:textDirection w:val="lrTb"/>
+          <w:docGrid w:type="default" w:linePitch="100" w:charSpace="0"/>
+        </w:sectPr>
+      </w:pPr>
+    </w:p>
+    <w:p>
+      <w:pPr>
+        <w:pStyle w:val="BodyText"/>
+        <w:bidi w:val="0"/>
+        <w:jc w:val="start"/>
+        <w:rPr/>
+      </w:pPr>
+      <w:r>
+        <w:rPr/>
+        <w:t>and</w:t>
+      </w:r>
+    </w:p>
+    <w:p>
+      <w:pPr>
+        <w:sectPr>
+          <w:type w:val="continuous"/>
+          <w:pgSz w:w="11906" w:h="16838"/>
+          <w:pgMar w:left="1134" w:right="1134" w:gutter="0" w:header="0" w:top="1134" w:footer="0" w:bottom="1134"/>
+          <w:formProt w:val="false"/>
+          <w:textDirection w:val="lrTb"/>
+          <w:docGrid w:type="default" w:linePitch="100" w:charSpace="0"/>
+        </w:sectPr>
+      </w:pPr>
+    </w:p>
+    <w:p>
+      <w:pPr>
+        <w:pStyle w:val="PreformattedText"/>
+        <w:bidi w:val="0"/>
+        <w:ind w:hanging="0" w:start="0" w:end="0"/>
+        <w:jc w:val="start"/>
+        <w:rPr/>
+      </w:pPr>
+      <w:bookmarkStart w:id="2" w:name="code-block-viewer_Copy_2"/>
+      <w:bookmarkEnd w:id="2"/>
+      <w:r>
+        <w:rPr>
+          <w:rStyle w:val="SourceText"/>
+        </w:rPr>
+        <w:t>Class percentages</w:t>
+      </w:r>
+    </w:p>
+    <w:p>
+      <w:pPr>
+        <w:pStyle w:val="PreformattedText"/>
+        <w:bidi w:val="0"/>
+        <w:jc w:val="start"/>
+        <w:rPr/>
+      </w:pPr>
+      <w:r>
+        <w:rPr/>
+      </w:r>
+    </w:p>
+    <w:p>
+      <w:pPr>
+        <w:pStyle w:val="PreformattedText"/>
+        <w:bidi w:val="0"/>
+        <w:jc w:val="start"/>
+        <w:rPr/>
+      </w:pPr>
+      <w:r>
+        <w:rPr>
+          <w:rStyle w:val="SourceText"/>
+        </w:rPr>
+        <w:t>Loan Approved : 55.05%</w:t>
+      </w:r>
+    </w:p>
+    <w:p>
+      <w:pPr>
+        <w:pStyle w:val="PreformattedText"/>
+        <w:bidi w:val="0"/>
+        <w:jc w:val="start"/>
+        <w:rPr/>
+      </w:pPr>
+      <w:r>
+        <w:rPr/>
+      </w:r>
+    </w:p>
+    <w:p>
+      <w:pPr>
+        <w:pStyle w:val="PreformattedText"/>
+        <w:bidi w:val="0"/>
+        <w:spacing w:before="0" w:after="283"/>
+        <w:jc w:val="start"/>
+        <w:rPr/>
+      </w:pPr>
+      <w:r>
+        <w:rPr>
+          <w:rStyle w:val="SourceText"/>
+        </w:rPr>
+        <w:t>Loan Rejected : 44.95%</w:t>
+      </w:r>
+    </w:p>
+    <w:p>
+      <w:pPr>
+        <w:sectPr>
+          <w:type w:val="continuous"/>
+          <w:pgSz w:w="11906" w:h="16838"/>
+          <w:pgMar w:left="1134" w:right="1134" w:gutter="0" w:header="0" w:top="1134" w:footer="0" w:bottom="1134"/>
+          <w:formProt w:val="false"/>
+          <w:textDirection w:val="lrTb"/>
+          <w:docGrid w:type="default" w:linePitch="100" w:charSpace="0"/>
         </w:sectPr>
       </w:pPr>
     </w:p>
@@ -994,9 +992,9 @@
           <w:type w:val="continuous"/>
           <w:pgSz w:w="11906" w:h="16838"/>
           <w:pgMar w:left="1134" w:right="1134" w:gutter="0" w:header="0" w:top="1134" w:footer="0" w:bottom="1134"/>
-          <w:pgNumType w:fmt="decimal"/>
           <w:formProt w:val="false"/>
           <w:textDirection w:val="lrTb"/>
+          <w:docGrid w:type="default" w:linePitch="100" w:charSpace="0"/>
         </w:sectPr>
       </w:pPr>
     </w:p>
@@ -1101,6 +1099,7 @@
           <w:pgMar w:left="1134" w:right="1134" w:gutter="0" w:header="0" w:top="1134" w:footer="0" w:bottom="1134"/>
           <w:formProt w:val="false"/>
           <w:textDirection w:val="lrTb"/>
+          <w:docGrid w:type="default" w:linePitch="100" w:charSpace="0"/>
         </w:sectPr>
       </w:pPr>
     </w:p>
@@ -1160,7 +1159,6 @@
           <w:numId w:val="3"/>
         </w:numPr>
         <w:tabs>
-          <w:tab w:val="clear" w:pos="709"/>
           <w:tab w:val="left" w:pos="709" w:leader="none"/>
         </w:tabs>
         <w:bidi w:val="0"/>
@@ -1182,7 +1180,6 @@
           <w:numId w:val="3"/>
         </w:numPr>
         <w:tabs>
-          <w:tab w:val="clear" w:pos="709"/>
           <w:tab w:val="left" w:pos="709" w:leader="none"/>
         </w:tabs>
         <w:bidi w:val="0"/>
@@ -1228,90 +1225,6 @@
       <w:r>
         <w:rPr/>
         <w:t>Step 4: Visualize the Distribution Using a Pie Chart</w:t>
-      </w:r>
-    </w:p>
-    <w:p>
-      <w:pPr>
-        <w:sectPr>
-          <w:type w:val="continuous"/>
-          <w:pgSz w:w="11906" w:h="16838"/>
-          <w:pgMar w:left="1134" w:right="1134" w:gutter="0" w:header="0" w:top="1134" w:footer="0" w:bottom="1134"/>
-          <w:pgNumType w:fmt="decimal"/>
-          <w:formProt w:val="false"/>
-          <w:textDirection w:val="lrTb"/>
-        </w:sectPr>
-      </w:pPr>
-    </w:p>
-    <w:p>
-      <w:pPr>
-        <w:pStyle w:val="PreformattedText"/>
-        <w:bidi w:val="0"/>
-        <w:ind w:hanging="0" w:start="0" w:end="0"/>
-        <w:jc w:val="start"/>
-        <w:rPr/>
-      </w:pPr>
-      <w:bookmarkStart w:id="4" w:name="code-block-viewer_Copy_4"/>
-      <w:bookmarkEnd w:id="4"/>
-      <w:r>
-        <w:rPr>
-          <w:rStyle w:val="SourceText"/>
-        </w:rPr>
-        <w:t>df['loan_status'].value_counts().plot(</w:t>
-      </w:r>
-    </w:p>
-    <w:p>
-      <w:pPr>
-        <w:pStyle w:val="PreformattedText"/>
-        <w:bidi w:val="0"/>
-        <w:jc w:val="start"/>
-        <w:rPr/>
-      </w:pPr>
-      <w:r>
-        <w:rPr>
-          <w:rStyle w:val="SourceText"/>
-        </w:rPr>
-        <w:t xml:space="preserve">    </w:t>
-      </w:r>
-      <w:r>
-        <w:rPr>
-          <w:rStyle w:val="SourceText"/>
-        </w:rPr>
-        <w:t>kind='pie',</w:t>
-      </w:r>
-    </w:p>
-    <w:p>
-      <w:pPr>
-        <w:pStyle w:val="PreformattedText"/>
-        <w:bidi w:val="0"/>
-        <w:jc w:val="start"/>
-        <w:rPr/>
-      </w:pPr>
-      <w:r>
-        <w:rPr>
-          <w:rStyle w:val="SourceText"/>
-        </w:rPr>
-        <w:t xml:space="preserve">    </w:t>
-      </w:r>
-      <w:r>
-        <w:rPr>
-          <w:rStyle w:val="SourceText"/>
-        </w:rPr>
-        <w:t>autopct='%1.1f%%'</w:t>
-      </w:r>
-    </w:p>
-    <w:p>
-      <w:pPr>
-        <w:pStyle w:val="PreformattedText"/>
-        <w:bidi w:val="0"/>
-        <w:spacing w:before="0" w:after="283"/>
-        <w:jc w:val="start"/>
-        <w:rPr/>
-      </w:pPr>
-      <w:r>
-        <w:rPr>
-          <w:rStyle w:val="SourceText"/>
-        </w:rPr>
-        <w:t>)</w:t>
       </w:r>
     </w:p>
     <w:p>
@@ -1322,73 +1235,80 @@
           <w:pgMar w:left="1134" w:right="1134" w:gutter="0" w:header="0" w:top="1134" w:footer="0" w:bottom="1134"/>
           <w:formProt w:val="false"/>
           <w:textDirection w:val="lrTb"/>
+          <w:docGrid w:type="default" w:linePitch="100" w:charSpace="0"/>
         </w:sectPr>
       </w:pPr>
     </w:p>
     <w:p>
       <w:pPr>
-        <w:pStyle w:val="Heading2"/>
-        <w:bidi w:val="0"/>
-        <w:jc w:val="start"/>
-        <w:rPr/>
-      </w:pPr>
-      <w:r>
-        <w:rPr/>
-        <w:t>Purpose</w:t>
-      </w:r>
-    </w:p>
-    <w:p>
-      <w:pPr>
-        <w:pStyle w:val="BodyText"/>
-        <w:bidi w:val="0"/>
-        <w:jc w:val="start"/>
-        <w:rPr/>
-      </w:pPr>
-      <w:r>
-        <w:rPr/>
-        <w:t>The pie chart illustrates the proportion of each class as percentages of the total dataset.</w:t>
-      </w:r>
-    </w:p>
-    <w:p>
-      <w:pPr>
-        <w:pStyle w:val="BodyText"/>
-        <w:bidi w:val="0"/>
-        <w:jc w:val="start"/>
-        <w:rPr/>
-      </w:pPr>
-      <w:r>
-        <w:rPr/>
-        <w:t>The parameter</w:t>
-      </w:r>
-    </w:p>
-    <w:p>
-      <w:pPr>
-        <w:sectPr>
-          <w:type w:val="continuous"/>
-          <w:pgSz w:w="11906" w:h="16838"/>
-          <w:pgMar w:left="1134" w:right="1134" w:gutter="0" w:header="0" w:top="1134" w:footer="0" w:bottom="1134"/>
-          <w:pgNumType w:fmt="decimal"/>
-          <w:formProt w:val="false"/>
-          <w:textDirection w:val="lrTb"/>
-        </w:sectPr>
-      </w:pPr>
-    </w:p>
-    <w:p>
-      <w:pPr>
         <w:pStyle w:val="PreformattedText"/>
         <w:bidi w:val="0"/>
+        <w:ind w:hanging="0" w:start="0" w:end="0"/>
+        <w:jc w:val="start"/>
+        <w:rPr/>
+      </w:pPr>
+      <w:bookmarkStart w:id="4" w:name="code-block-viewer_Copy_4"/>
+      <w:bookmarkEnd w:id="4"/>
+      <w:r>
+        <w:rPr>
+          <w:rStyle w:val="SourceText"/>
+        </w:rPr>
+        <w:t>df['loan_status'].value_counts().plot(</w:t>
+      </w:r>
+    </w:p>
+    <w:p>
+      <w:pPr>
+        <w:pStyle w:val="PreformattedText"/>
+        <w:bidi w:val="0"/>
+        <w:jc w:val="start"/>
+        <w:rPr/>
+      </w:pPr>
+      <w:r>
+        <w:rPr>
+          <w:rStyle w:val="SourceText"/>
+        </w:rPr>
+        <w:t xml:space="preserve">    </w:t>
+      </w:r>
+      <w:r>
+        <w:rPr>
+          <w:rStyle w:val="SourceText"/>
+        </w:rPr>
+        <w:t>kind='pie',</w:t>
+      </w:r>
+    </w:p>
+    <w:p>
+      <w:pPr>
+        <w:pStyle w:val="PreformattedText"/>
+        <w:bidi w:val="0"/>
+        <w:jc w:val="start"/>
+        <w:rPr/>
+      </w:pPr>
+      <w:r>
+        <w:rPr>
+          <w:rStyle w:val="SourceText"/>
+        </w:rPr>
+        <w:t xml:space="preserve">    </w:t>
+      </w:r>
+      <w:r>
+        <w:rPr>
+          <w:rStyle w:val="SourceText"/>
+        </w:rPr>
+        <w:t>autopct='%1.1f%%'</w:t>
+      </w:r>
+    </w:p>
+    <w:p>
+      <w:pPr>
+        <w:pStyle w:val="PreformattedText"/>
+        <w:bidi w:val="0"/>
         <w:spacing w:before="0" w:after="283"/>
-        <w:ind w:hanging="0" w:start="0" w:end="0"/>
-        <w:jc w:val="start"/>
-        <w:rPr/>
-      </w:pPr>
-      <w:bookmarkStart w:id="5" w:name="code-block-viewer_Copy_5"/>
-      <w:bookmarkEnd w:id="5"/>
+        <w:jc w:val="start"/>
+        <w:rPr/>
+      </w:pPr>
       <w:r>
         <w:rPr>
           <w:rStyle w:val="SourceText"/>
         </w:rPr>
-        <w:t>autopct='%1.1f%%'</w:t>
+        <w:t>)</w:t>
       </w:r>
     </w:p>
     <w:p>
@@ -1399,233 +1319,44 @@
           <w:pgMar w:left="1134" w:right="1134" w:gutter="0" w:header="0" w:top="1134" w:footer="0" w:bottom="1134"/>
           <w:formProt w:val="false"/>
           <w:textDirection w:val="lrTb"/>
+          <w:docGrid w:type="default" w:linePitch="100" w:charSpace="0"/>
         </w:sectPr>
       </w:pPr>
     </w:p>
     <w:p>
       <w:pPr>
-        <w:pStyle w:val="BodyText"/>
-        <w:bidi w:val="0"/>
-        <w:jc w:val="start"/>
-        <w:rPr/>
-      </w:pPr>
-      <w:r>
-        <w:rPr/>
-        <w:t>displays each percentage with one decimal place.</w:t>
-      </w:r>
-    </w:p>
-    <w:p>
-      <w:pPr>
-        <w:pStyle w:val="Heading3"/>
-        <w:bidi w:val="0"/>
-        <w:jc w:val="start"/>
-        <w:rPr/>
-      </w:pPr>
-      <w:r>
-        <w:rPr/>
-        <w:t>Interpretation</w:t>
-      </w:r>
-    </w:p>
-    <w:p>
-      <w:pPr>
-        <w:pStyle w:val="BodyText"/>
-        <w:bidi w:val="0"/>
-        <w:jc w:val="start"/>
-        <w:rPr/>
-      </w:pPr>
-      <w:r>
-        <w:rPr/>
-        <w:t>The pie chart confirms the numerical results:</w:t>
-      </w:r>
-    </w:p>
-    <w:p>
-      <w:pPr>
-        <w:pStyle w:val="BodyText"/>
-        <w:numPr>
-          <w:ilvl w:val="0"/>
-          <w:numId w:val="4"/>
-        </w:numPr>
-        <w:tabs>
-          <w:tab w:val="clear" w:pos="709"/>
-          <w:tab w:val="left" w:pos="709" w:leader="none"/>
-        </w:tabs>
-        <w:bidi w:val="0"/>
-        <w:spacing w:before="0" w:after="0"/>
-        <w:ind w:hanging="283" w:start="709"/>
-        <w:jc w:val="start"/>
-        <w:rPr/>
-      </w:pPr>
-      <w:r>
-        <w:rPr/>
-        <w:t xml:space="preserve">approximately </w:t>
-      </w:r>
-      <w:r>
-        <w:rPr>
-          <w:rStyle w:val="Strong"/>
-        </w:rPr>
-        <w:t>55%</w:t>
-      </w:r>
-      <w:r>
-        <w:rPr/>
-        <w:t xml:space="preserve"> of the applications were approved, </w:t>
-      </w:r>
-    </w:p>
-    <w:p>
-      <w:pPr>
-        <w:pStyle w:val="BodyText"/>
-        <w:numPr>
-          <w:ilvl w:val="0"/>
-          <w:numId w:val="4"/>
-        </w:numPr>
-        <w:tabs>
-          <w:tab w:val="clear" w:pos="709"/>
-          <w:tab w:val="left" w:pos="709" w:leader="none"/>
-        </w:tabs>
-        <w:bidi w:val="0"/>
-        <w:ind w:hanging="283" w:start="709"/>
-        <w:jc w:val="start"/>
-        <w:rPr/>
-      </w:pPr>
-      <w:r>
-        <w:rPr/>
-        <w:t xml:space="preserve">approximately </w:t>
-      </w:r>
-      <w:r>
-        <w:rPr>
-          <w:rStyle w:val="Strong"/>
-        </w:rPr>
-        <w:t>45%</w:t>
-      </w:r>
-      <w:r>
-        <w:rPr/>
-        <w:t xml:space="preserve"> were rejected. </w:t>
-      </w:r>
-    </w:p>
-    <w:p>
-      <w:pPr>
-        <w:pStyle w:val="BodyText"/>
-        <w:bidi w:val="0"/>
-        <w:jc w:val="start"/>
-        <w:rPr/>
-      </w:pPr>
-      <w:r>
-        <w:rPr/>
-        <w:t>The nearly equal-sized sectors indicate that the class distribution is relatively balanced.</w:t>
-      </w:r>
-    </w:p>
-    <w:p>
-      <w:pPr>
-        <w:pStyle w:val="HorizontalLine"/>
-        <w:bidi w:val="0"/>
-        <w:jc w:val="start"/>
-        <w:rPr/>
-      </w:pPr>
-      <w:r>
-        <w:rPr/>
-      </w:r>
-    </w:p>
-    <w:p>
-      <w:pPr>
-        <w:pStyle w:val="Heading1"/>
-        <w:bidi w:val="0"/>
-        <w:jc w:val="start"/>
-        <w:rPr/>
-      </w:pPr>
-      <w:r>
-        <w:rPr/>
-        <w:t>Step 5: Calculate the Imbalance Ratio (IR)</w:t>
-      </w:r>
-    </w:p>
-    <w:p>
-      <w:pPr>
-        <w:pStyle w:val="BodyText"/>
-        <w:bidi w:val="0"/>
-        <w:jc w:val="start"/>
-        <w:rPr/>
-      </w:pPr>
-      <w:r>
-        <w:rPr/>
-        <w:t>The imbalance ratio is computed using:</w:t>
-      </w:r>
-    </w:p>
-    <w:p>
-      <w:pPr>
-        <w:sectPr>
-          <w:type w:val="continuous"/>
-          <w:pgSz w:w="11906" w:h="16838"/>
-          <w:pgMar w:left="1134" w:right="1134" w:gutter="0" w:header="0" w:top="1134" w:footer="0" w:bottom="1134"/>
-          <w:pgNumType w:fmt="decimal"/>
-          <w:formProt w:val="false"/>
-          <w:textDirection w:val="lrTb"/>
-        </w:sectPr>
-      </w:pPr>
-    </w:p>
-    <w:p>
-      <w:pPr>
-        <w:pStyle w:val="PreformattedText"/>
-        <w:bidi w:val="0"/>
-        <w:ind w:hanging="0" w:start="0" w:end="0"/>
-        <w:jc w:val="start"/>
-        <w:rPr/>
-      </w:pPr>
-      <w:bookmarkStart w:id="6" w:name="code-block-viewer_Copy_6"/>
-      <w:bookmarkEnd w:id="6"/>
-      <w:r>
-        <w:rPr>
-          <w:rStyle w:val="SourceText"/>
-        </w:rPr>
-        <w:t>majority_class_count = class_counts.max()</w:t>
-      </w:r>
-    </w:p>
-    <w:p>
-      <w:pPr>
-        <w:pStyle w:val="PreformattedText"/>
-        <w:bidi w:val="0"/>
-        <w:jc w:val="start"/>
-        <w:rPr/>
-      </w:pPr>
-      <w:r>
-        <w:rPr/>
-      </w:r>
-    </w:p>
-    <w:p>
-      <w:pPr>
-        <w:pStyle w:val="PreformattedText"/>
-        <w:bidi w:val="0"/>
-        <w:jc w:val="start"/>
-        <w:rPr/>
-      </w:pPr>
-      <w:r>
-        <w:rPr>
-          <w:rStyle w:val="SourceText"/>
-        </w:rPr>
-        <w:t>minority_class_count = class_counts.min()</w:t>
-      </w:r>
-    </w:p>
-    <w:p>
-      <w:pPr>
-        <w:pStyle w:val="PreformattedText"/>
-        <w:bidi w:val="0"/>
-        <w:jc w:val="start"/>
-        <w:rPr/>
-      </w:pPr>
-      <w:r>
-        <w:rPr/>
-      </w:r>
-    </w:p>
-    <w:p>
-      <w:pPr>
-        <w:pStyle w:val="PreformattedText"/>
-        <w:bidi w:val="0"/>
-        <w:spacing w:before="0" w:after="283"/>
-        <w:jc w:val="start"/>
-        <w:rPr/>
-      </w:pPr>
-      <w:r>
-        <w:rPr>
-          <w:rStyle w:val="SourceText"/>
-        </w:rPr>
-        <w:t>imbalance_ratio = majority_class_count / minority_class_count</w:t>
+        <w:pStyle w:val="Heading2"/>
+        <w:bidi w:val="0"/>
+        <w:jc w:val="start"/>
+        <w:rPr/>
+      </w:pPr>
+      <w:r>
+        <w:rPr/>
+        <w:t>Purpose</w:t>
+      </w:r>
+    </w:p>
+    <w:p>
+      <w:pPr>
+        <w:pStyle w:val="BodyText"/>
+        <w:bidi w:val="0"/>
+        <w:jc w:val="start"/>
+        <w:rPr/>
+      </w:pPr>
+      <w:r>
+        <w:rPr/>
+        <w:t>The pie chart illustrates the proportion of each class as percentages of the total dataset.</w:t>
+      </w:r>
+    </w:p>
+    <w:p>
+      <w:pPr>
+        <w:pStyle w:val="BodyText"/>
+        <w:bidi w:val="0"/>
+        <w:jc w:val="start"/>
+        <w:rPr/>
+      </w:pPr>
+      <w:r>
+        <w:rPr/>
+        <w:t>The parameter</w:t>
       </w:r>
     </w:p>
     <w:p>
@@ -1636,30 +1367,7 @@
           <w:pgMar w:left="1134" w:right="1134" w:gutter="0" w:header="0" w:top="1134" w:footer="0" w:bottom="1134"/>
           <w:formProt w:val="false"/>
           <w:textDirection w:val="lrTb"/>
-        </w:sectPr>
-      </w:pPr>
-    </w:p>
-    <w:p>
-      <w:pPr>
-        <w:pStyle w:val="BodyText"/>
-        <w:bidi w:val="0"/>
-        <w:jc w:val="start"/>
-        <w:rPr/>
-      </w:pPr>
-      <w:r>
-        <w:rPr/>
-        <w:t>The result is</w:t>
-      </w:r>
-    </w:p>
-    <w:p>
-      <w:pPr>
-        <w:sectPr>
-          <w:type w:val="continuous"/>
-          <w:pgSz w:w="11906" w:h="16838"/>
-          <w:pgMar w:left="1134" w:right="1134" w:gutter="0" w:header="0" w:top="1134" w:footer="0" w:bottom="1134"/>
-          <w:pgNumType w:fmt="decimal"/>
-          <w:formProt w:val="false"/>
-          <w:textDirection w:val="lrTb"/>
+          <w:docGrid w:type="default" w:linePitch="100" w:charSpace="0"/>
         </w:sectPr>
       </w:pPr>
     </w:p>
@@ -1672,13 +1380,13 @@
         <w:jc w:val="start"/>
         <w:rPr/>
       </w:pPr>
-      <w:bookmarkStart w:id="7" w:name="code-block-viewer_Copy_7"/>
-      <w:bookmarkEnd w:id="7"/>
+      <w:bookmarkStart w:id="5" w:name="code-block-viewer_Copy_5"/>
+      <w:bookmarkEnd w:id="5"/>
       <w:r>
         <w:rPr>
           <w:rStyle w:val="SourceText"/>
         </w:rPr>
-        <w:t>Imbalance Ratio = 1.22</w:t>
+        <w:t>autopct='%1.1f%%'</w:t>
       </w:r>
     </w:p>
     <w:p>
@@ -1689,6 +1397,297 @@
           <w:pgMar w:left="1134" w:right="1134" w:gutter="0" w:header="0" w:top="1134" w:footer="0" w:bottom="1134"/>
           <w:formProt w:val="false"/>
           <w:textDirection w:val="lrTb"/>
+          <w:docGrid w:type="default" w:linePitch="100" w:charSpace="0"/>
+        </w:sectPr>
+      </w:pPr>
+    </w:p>
+    <w:p>
+      <w:pPr>
+        <w:pStyle w:val="BodyText"/>
+        <w:bidi w:val="0"/>
+        <w:jc w:val="start"/>
+        <w:rPr/>
+      </w:pPr>
+      <w:r>
+        <w:rPr/>
+        <w:t>displays each percentage with one decimal place.</w:t>
+      </w:r>
+    </w:p>
+    <w:p>
+      <w:pPr>
+        <w:pStyle w:val="Heading3"/>
+        <w:bidi w:val="0"/>
+        <w:jc w:val="start"/>
+        <w:rPr/>
+      </w:pPr>
+      <w:r>
+        <w:rPr/>
+        <w:t>Interpretation</w:t>
+      </w:r>
+    </w:p>
+    <w:p>
+      <w:pPr>
+        <w:pStyle w:val="BodyText"/>
+        <w:bidi w:val="0"/>
+        <w:jc w:val="start"/>
+        <w:rPr/>
+      </w:pPr>
+      <w:r>
+        <w:rPr/>
+        <w:t>The pie chart confirms the numerical results:</w:t>
+      </w:r>
+    </w:p>
+    <w:p>
+      <w:pPr>
+        <w:pStyle w:val="BodyText"/>
+        <w:numPr>
+          <w:ilvl w:val="0"/>
+          <w:numId w:val="4"/>
+        </w:numPr>
+        <w:tabs>
+          <w:tab w:val="left" w:pos="709" w:leader="none"/>
+        </w:tabs>
+        <w:bidi w:val="0"/>
+        <w:spacing w:before="0" w:after="0"/>
+        <w:ind w:hanging="283" w:start="709"/>
+        <w:jc w:val="start"/>
+        <w:rPr/>
+      </w:pPr>
+      <w:r>
+        <w:rPr/>
+        <w:t xml:space="preserve">approximately </w:t>
+      </w:r>
+      <w:r>
+        <w:rPr>
+          <w:rStyle w:val="Strong"/>
+        </w:rPr>
+        <w:t>55%</w:t>
+      </w:r>
+      <w:r>
+        <w:rPr/>
+        <w:t xml:space="preserve"> of the applications were approved, </w:t>
+      </w:r>
+    </w:p>
+    <w:p>
+      <w:pPr>
+        <w:pStyle w:val="BodyText"/>
+        <w:numPr>
+          <w:ilvl w:val="0"/>
+          <w:numId w:val="4"/>
+        </w:numPr>
+        <w:tabs>
+          <w:tab w:val="left" w:pos="709" w:leader="none"/>
+        </w:tabs>
+        <w:bidi w:val="0"/>
+        <w:ind w:hanging="283" w:start="709"/>
+        <w:jc w:val="start"/>
+        <w:rPr/>
+      </w:pPr>
+      <w:r>
+        <w:rPr/>
+        <w:t xml:space="preserve">approximately </w:t>
+      </w:r>
+      <w:r>
+        <w:rPr>
+          <w:rStyle w:val="Strong"/>
+        </w:rPr>
+        <w:t>45%</w:t>
+      </w:r>
+      <w:r>
+        <w:rPr/>
+        <w:t xml:space="preserve"> were rejected. </w:t>
+      </w:r>
+    </w:p>
+    <w:p>
+      <w:pPr>
+        <w:pStyle w:val="BodyText"/>
+        <w:bidi w:val="0"/>
+        <w:jc w:val="start"/>
+        <w:rPr/>
+      </w:pPr>
+      <w:r>
+        <w:rPr/>
+        <w:t>The nearly equal-sized sectors indicate that the class distribution is relatively balanced.</w:t>
+      </w:r>
+    </w:p>
+    <w:p>
+      <w:pPr>
+        <w:pStyle w:val="HorizontalLine"/>
+        <w:bidi w:val="0"/>
+        <w:jc w:val="start"/>
+        <w:rPr/>
+      </w:pPr>
+      <w:r>
+        <w:rPr/>
+      </w:r>
+    </w:p>
+    <w:p>
+      <w:pPr>
+        <w:pStyle w:val="Heading1"/>
+        <w:bidi w:val="0"/>
+        <w:jc w:val="start"/>
+        <w:rPr/>
+      </w:pPr>
+      <w:r>
+        <w:rPr/>
+        <w:t>Step 5: Calculate the Imbalance Ratio (IR)</w:t>
+      </w:r>
+    </w:p>
+    <w:p>
+      <w:pPr>
+        <w:pStyle w:val="BodyText"/>
+        <w:bidi w:val="0"/>
+        <w:jc w:val="start"/>
+        <w:rPr/>
+      </w:pPr>
+      <w:r>
+        <w:rPr/>
+        <w:t>The imbalance ratio is computed using:</w:t>
+      </w:r>
+    </w:p>
+    <w:p>
+      <w:pPr>
+        <w:sectPr>
+          <w:type w:val="continuous"/>
+          <w:pgSz w:w="11906" w:h="16838"/>
+          <w:pgMar w:left="1134" w:right="1134" w:gutter="0" w:header="0" w:top="1134" w:footer="0" w:bottom="1134"/>
+          <w:formProt w:val="false"/>
+          <w:textDirection w:val="lrTb"/>
+          <w:docGrid w:type="default" w:linePitch="100" w:charSpace="0"/>
+        </w:sectPr>
+      </w:pPr>
+    </w:p>
+    <w:p>
+      <w:pPr>
+        <w:pStyle w:val="PreformattedText"/>
+        <w:bidi w:val="0"/>
+        <w:ind w:hanging="0" w:start="0" w:end="0"/>
+        <w:jc w:val="start"/>
+        <w:rPr/>
+      </w:pPr>
+      <w:bookmarkStart w:id="6" w:name="code-block-viewer_Copy_6"/>
+      <w:bookmarkEnd w:id="6"/>
+      <w:r>
+        <w:rPr>
+          <w:rStyle w:val="SourceText"/>
+        </w:rPr>
+        <w:t>majority_class_count = class_counts.max()</w:t>
+      </w:r>
+    </w:p>
+    <w:p>
+      <w:pPr>
+        <w:pStyle w:val="PreformattedText"/>
+        <w:bidi w:val="0"/>
+        <w:jc w:val="start"/>
+        <w:rPr/>
+      </w:pPr>
+      <w:r>
+        <w:rPr/>
+      </w:r>
+    </w:p>
+    <w:p>
+      <w:pPr>
+        <w:pStyle w:val="PreformattedText"/>
+        <w:bidi w:val="0"/>
+        <w:jc w:val="start"/>
+        <w:rPr/>
+      </w:pPr>
+      <w:r>
+        <w:rPr>
+          <w:rStyle w:val="SourceText"/>
+        </w:rPr>
+        <w:t>minority_class_count = class_counts.min()</w:t>
+      </w:r>
+    </w:p>
+    <w:p>
+      <w:pPr>
+        <w:pStyle w:val="PreformattedText"/>
+        <w:bidi w:val="0"/>
+        <w:jc w:val="start"/>
+        <w:rPr/>
+      </w:pPr>
+      <w:r>
+        <w:rPr/>
+      </w:r>
+    </w:p>
+    <w:p>
+      <w:pPr>
+        <w:pStyle w:val="PreformattedText"/>
+        <w:bidi w:val="0"/>
+        <w:spacing w:before="0" w:after="283"/>
+        <w:jc w:val="start"/>
+        <w:rPr/>
+      </w:pPr>
+      <w:r>
+        <w:rPr>
+          <w:rStyle w:val="SourceText"/>
+        </w:rPr>
+        <w:t>imbalance_ratio = majority_class_count / minority_class_count</w:t>
+      </w:r>
+    </w:p>
+    <w:p>
+      <w:pPr>
+        <w:sectPr>
+          <w:type w:val="continuous"/>
+          <w:pgSz w:w="11906" w:h="16838"/>
+          <w:pgMar w:left="1134" w:right="1134" w:gutter="0" w:header="0" w:top="1134" w:footer="0" w:bottom="1134"/>
+          <w:formProt w:val="false"/>
+          <w:textDirection w:val="lrTb"/>
+          <w:docGrid w:type="default" w:linePitch="100" w:charSpace="0"/>
+        </w:sectPr>
+      </w:pPr>
+    </w:p>
+    <w:p>
+      <w:pPr>
+        <w:pStyle w:val="BodyText"/>
+        <w:bidi w:val="0"/>
+        <w:jc w:val="start"/>
+        <w:rPr/>
+      </w:pPr>
+      <w:r>
+        <w:rPr/>
+        <w:t>The result is</w:t>
+      </w:r>
+    </w:p>
+    <w:p>
+      <w:pPr>
+        <w:sectPr>
+          <w:type w:val="continuous"/>
+          <w:pgSz w:w="11906" w:h="16838"/>
+          <w:pgMar w:left="1134" w:right="1134" w:gutter="0" w:header="0" w:top="1134" w:footer="0" w:bottom="1134"/>
+          <w:formProt w:val="false"/>
+          <w:textDirection w:val="lrTb"/>
+          <w:docGrid w:type="default" w:linePitch="100" w:charSpace="0"/>
+        </w:sectPr>
+      </w:pPr>
+    </w:p>
+    <w:p>
+      <w:pPr>
+        <w:pStyle w:val="PreformattedText"/>
+        <w:bidi w:val="0"/>
+        <w:spacing w:before="0" w:after="283"/>
+        <w:ind w:hanging="0" w:start="0" w:end="0"/>
+        <w:jc w:val="start"/>
+        <w:rPr/>
+      </w:pPr>
+      <w:bookmarkStart w:id="7" w:name="code-block-viewer_Copy_7"/>
+      <w:bookmarkEnd w:id="7"/>
+      <w:r>
+        <w:rPr>
+          <w:rStyle w:val="SourceText"/>
+        </w:rPr>
+        <w:t>Imbalance Ratio = 1.22</w:t>
+      </w:r>
+    </w:p>
+    <w:p>
+      <w:pPr>
+        <w:sectPr>
+          <w:type w:val="continuous"/>
+          <w:pgSz w:w="11906" w:h="16838"/>
+          <w:pgMar w:left="1134" w:right="1134" w:gutter="0" w:header="0" w:top="1134" w:footer="0" w:bottom="1134"/>
+          <w:formProt w:val="false"/>
+          <w:textDirection w:val="lrTb"/>
+          <w:docGrid w:type="default" w:linePitch="100" w:charSpace="0"/>
         </w:sectPr>
       </w:pPr>
     </w:p>
@@ -2069,9 +2068,9 @@
           <w:type w:val="continuous"/>
           <w:pgSz w:w="11906" w:h="16838"/>
           <w:pgMar w:left="1134" w:right="1134" w:gutter="0" w:header="0" w:top="1134" w:footer="0" w:bottom="1134"/>
-          <w:pgNumType w:fmt="decimal"/>
           <w:formProt w:val="false"/>
           <w:textDirection w:val="lrTb"/>
+          <w:docGrid w:type="default" w:linePitch="100" w:charSpace="0"/>
         </w:sectPr>
       </w:pPr>
     </w:p>
@@ -2101,6 +2100,7 @@
           <w:pgMar w:left="1134" w:right="1134" w:gutter="0" w:header="0" w:top="1134" w:footer="0" w:bottom="1134"/>
           <w:formProt w:val="false"/>
           <w:textDirection w:val="lrTb"/>
+          <w:docGrid w:type="default" w:linePitch="100" w:charSpace="0"/>
         </w:sectPr>
       </w:pPr>
     </w:p>
@@ -2234,7 +2234,6 @@
           <w:numId w:val="5"/>
         </w:numPr>
         <w:tabs>
-          <w:tab w:val="clear" w:pos="709"/>
           <w:tab w:val="left" w:pos="709" w:leader="none"/>
         </w:tabs>
         <w:bidi w:val="0"/>
@@ -2260,7 +2259,6 @@
           <w:numId w:val="5"/>
         </w:numPr>
         <w:tabs>
-          <w:tab w:val="clear" w:pos="709"/>
           <w:tab w:val="left" w:pos="709" w:leader="none"/>
         </w:tabs>
         <w:bidi w:val="0"/>
@@ -2286,7 +2284,6 @@
           <w:numId w:val="5"/>
         </w:numPr>
         <w:tabs>
-          <w:tab w:val="clear" w:pos="709"/>
           <w:tab w:val="left" w:pos="709" w:leader="none"/>
         </w:tabs>
         <w:bidi w:val="0"/>
@@ -2312,7 +2309,6 @@
           <w:numId w:val="5"/>
         </w:numPr>
         <w:tabs>
-          <w:tab w:val="clear" w:pos="709"/>
           <w:tab w:val="left" w:pos="709" w:leader="none"/>
         </w:tabs>
         <w:bidi w:val="0"/>
@@ -2338,7 +2334,6 @@
           <w:numId w:val="5"/>
         </w:numPr>
         <w:tabs>
-          <w:tab w:val="clear" w:pos="709"/>
           <w:tab w:val="left" w:pos="709" w:leader="none"/>
         </w:tabs>
         <w:bidi w:val="0"/>
@@ -2484,9 +2479,9 @@
       <w:type w:val="continuous"/>
       <w:pgSz w:w="11906" w:h="16838"/>
       <w:pgMar w:left="1134" w:right="1134" w:gutter="0" w:header="0" w:top="1134" w:footer="0" w:bottom="1134"/>
-      <w:pgNumType w:fmt="decimal"/>
       <w:formProt w:val="false"/>
       <w:textDirection w:val="lrTb"/>
+      <w:docGrid w:type="default" w:linePitch="100" w:charSpace="0"/>
     </w:sectPr>
   </w:body>
 </w:document>
@@ -3183,7 +3178,6 @@
     <w:lvl w:ilvl="0">
       <w:start w:val="1"/>
       <w:numFmt w:val="none"/>
-      <w:pStyle w:val="Heading1"/>
       <w:suff w:val="nothing"/>
       <w:lvlText w:val=""/>
       <w:lvlJc w:val="start"/>
@@ -3197,7 +3191,6 @@
     <w:lvl w:ilvl="1">
       <w:start w:val="1"/>
       <w:numFmt w:val="none"/>
-      <w:pStyle w:val="Heading2"/>
       <w:suff w:val="nothing"/>
       <w:lvlText w:val=""/>
       <w:lvlJc w:val="start"/>
@@ -3211,7 +3204,6 @@
     <w:lvl w:ilvl="2">
       <w:start w:val="1"/>
       <w:numFmt w:val="none"/>
-      <w:pStyle w:val="Heading3"/>
       <w:suff w:val="nothing"/>
       <w:lvlText w:val=""/>
       <w:lvlJc w:val="start"/>
@@ -3336,7 +3328,6 @@
     </w:rPrDefault>
     <w:pPrDefault>
       <w:pPr>
-        <w:widowControl/>
         <w:suppressAutoHyphens w:val="true"/>
       </w:pPr>
     </w:pPrDefault>
@@ -3346,7 +3337,10 @@
     <w:qFormat/>
     <w:pPr>
       <w:widowControl/>
+      <w:suppressAutoHyphens w:val="true"/>
       <w:bidi w:val="0"/>
+      <w:spacing w:before="0" w:after="0"/>
+      <w:jc w:val="start"/>
     </w:pPr>
     <w:rPr>
       <w:rFonts w:ascii="Liberation Serif" w:hAnsi="Liberation Serif" w:eastAsia="NSimSun" w:cs="Lucida Sans"/>
@@ -3416,8 +3410,8 @@
       <w:bCs/>
     </w:rPr>
   </w:style>
-  <w:style w:type="character" w:styleId="Bullets">
-    <w:name w:val="Bullets"/>
+  <w:style w:type="character" w:styleId="Bulletsuser">
+    <w:name w:val="Bullets (user)"/>
     <w:qFormat/>
     <w:rPr>
       <w:rFonts w:ascii="OpenSymbol" w:hAnsi="OpenSymbol" w:eastAsia="OpenSymbol" w:cs="OpenSymbol"/>
